--- a/series/publications/linkedin/2026-10-08_causal_credit_series/publications/word/ARTICLE_4_TREASURY_ALM_STOCHASTIC_CONTROL.docx
+++ b/series/publications/linkedin/2026-10-08_causal_credit_series/publications/word/ARTICLE_4_TREASURY_ALM_STOCHASTIC_CONTROL.docx
@@ -90,7 +90,7 @@
           <w:b/>
           <w:bCs/>
         </w:rPr>
-        <w:t xml:space="preserve">Underwrite for Collection · Article 4 of 5 · LinkedIn research article · Draft for review · 8 October 2026</w:t>
+        <w:t xml:space="preserve">Underwrite for Collection · Article 4 of 5 · LinkedIn research article · 8 October 2026</w:t>
       </w:r>
     </w:p>
     <w:bookmarkStart w:id="20" w:name="abstract"/>
